--- a/scripts/filled2.docx
+++ b/scripts/filled2.docx
@@ -3,123 +3,542 @@
 <w:document xmlns:wpc="http://schemas.microsoft.com/office/word/2010/wordprocessingCanvas" xmlns:cx="http://schemas.microsoft.com/office/drawing/2014/chartex" xmlns:cx1="http://schemas.microsoft.com/office/drawing/2015/9/8/chartex" xmlns:cx2="http://schemas.microsoft.com/office/drawing/2015/10/21/chartex" xmlns:cx3="http://schemas.microsoft.com/office/drawing/2016/5/9/chartex" xmlns:cx4="http://schemas.microsoft.com/office/drawing/2016/5/10/chartex" xmlns:cx5="http://schemas.microsoft.com/office/drawing/2016/5/11/chartex" xmlns:cx6="http://schemas.microsoft.com/office/drawing/2016/5/12/chartex" xmlns:cx7="http://schemas.microsoft.com/office/drawing/2016/5/13/chartex" xmlns:cx8="http://schemas.microsoft.com/office/drawing/2016/5/14/chartex" xmlns:mc="http://schemas.openxmlformats.org/markup-compatibility/2006" xmlns:aink="http://schemas.microsoft.com/office/drawing/2016/ink" xmlns:am3d="http://schemas.microsoft.com/office/drawing/2017/model3d" xmlns:o="urn:schemas-microsoft-com:office:office" xmlns:oel="http://schemas.microsoft.com/office/2019/extlst" xmlns:r="http://schemas.openxmlformats.org/officeDocument/2006/relationships" xmlns:m="http://schemas.openxmlformats.org/officeDocument/2006/math" xmlns:v="urn:schemas-microsoft-com:vml" xmlns:wp14="http://schemas.microsoft.com/office/word/2010/wordprocessingDrawing" xmlns:wp="http://schemas.openxmlformats.org/drawingml/2006/wordprocessingDrawing" xmlns:w10="urn:schemas-microsoft-com:office:word" xmlns:w="http://schemas.openxmlformats.org/wordprocessingml/2006/main" xmlns:w14="http://schemas.microsoft.com/office/word/2010/wordml" xmlns:w15="http://schemas.microsoft.com/office/word/2012/wordml" xmlns:w16cex="http://schemas.microsoft.com/office/word/2018/wordml/cex" xmlns:w16cid="http://schemas.microsoft.com/office/word/2016/wordml/cid" xmlns:w16="http://schemas.microsoft.com/office/word/2018/wordml" xmlns:w16sdtdh="http://schemas.microsoft.com/office/word/2020/wordml/sdtdatahash" xmlns:w16se="http://schemas.microsoft.com/office/word/2015/wordml/symex" xmlns:wpg="http://schemas.microsoft.com/office/word/2010/wordprocessingGroup" xmlns:wpi="http://schemas.microsoft.com/office/word/2010/wordprocessingInk" xmlns:wne="http://schemas.microsoft.com/office/word/2006/wordml" xmlns:wps="http://schemas.microsoft.com/office/word/2010/wordprocessingShape" mc:Ignorable="w14 w15 w16se w16cid w16 w16cex w16sdtdh wp14">
   <w:body>
     <w:p>
-      <w:bookmarkStart w:id="0" w:name="start_date"/>
-      <w:bookmarkEnd w:id="0"/>
+      <w:pPr>
+        <w:jc w:val="center"/>
+      </w:pPr>
       <w:r>
-        <w:t>Blah</w:t>
+        <w:t>This is my title</w:t>
+      </w:r>
+    </w:p>
+    <w:p>
+      <w:pPr>
+        <w:jc w:val="center"/>
+      </w:pPr>
+    </w:p>
+    <w:p>
+      <w:r>
+        <w:t>Fuck you</w:t>
       </w:r>
     </w:p>
     <w:p/>
-    <w:p>
-      <w:bookmarkStart w:id="1" w:name="jake"/>
-      <w:bookmarkEnd w:id="1"/>
-      <w:proofErr w:type="spellStart"/>
-      <w:r>
-        <w:t>asdasd</w:t>
-      </w:r>
-      <w:proofErr w:type="spellEnd"/>
-    </w:p>
     <w:p/>
     <w:p>
       <w:r>
-        <w:t>Blah</w:t>
+        <w:t xml:space="preserve">First Name: </w:t>
+      </w:r>
+      <w:r>
+        <w:t xml:space="preserve"/>
+      </w:r>
+      <w:r>
+        <w:t xml:space="preserve">|​‌‌​​‌​​​‌‌​​‌‌​​​‌‌​‌‌‌​‌‌​​​​‌​​‌‌​​‌‌​‌‌​​​​‌​​‌‌‌​​​​​‌‌​‌‌​​​‌​‌‌​‌​‌‌​​​​‌​‌‌​​‌​‌​​‌‌​‌​​​‌‌​​​‌​​​‌​‌‌​‌​​‌‌​‌​​​‌‌​​​​‌​​‌‌​‌‌‌​​‌‌​​‌‌​​‌​‌‌​‌​​‌‌‌​​‌​​‌‌​‌‌‌​​‌‌‌​​‌​​‌‌​​‌‌​​‌​‌‌​‌​‌‌​​‌​‌​‌‌​​​​‌​‌‌​​​​‌​​‌‌‌​​‌​​‌‌​‌​‌​​‌‌​​‌‌​‌‌​​‌​​​​‌‌​‌‌​​​‌‌​​‌​​‌‌​​​​‌​​‌‌​‌‌‌​​‌‌​​‌​&gt;Jake)&lt;​‌‌​​‌​​​‌‌​​‌‌​​​‌‌​‌‌‌​‌‌​​​​‌​​‌‌​​‌‌​‌‌​​​​‌​​‌‌‌​​​​​‌‌​‌‌​​​‌​‌‌​‌​‌‌​​​​‌​‌‌​​‌​‌​​‌‌​‌​​​‌‌​​​‌​​​‌​‌‌​‌​​‌‌​‌​​​‌‌​​​​‌​​‌‌​‌‌‌​​‌‌​​‌‌​​‌​‌‌​‌​​‌‌‌​​‌​​‌‌​‌‌‌​​‌‌‌​​‌​​‌‌​​‌‌​​‌​‌‌​‌​‌‌​​‌​‌​‌‌​​​​‌​‌‌​​​​‌​​‌‌‌​​‌​​‌‌​‌​‌​​‌‌​​‌‌​‌‌​​‌​​​​‌‌​‌‌​​​‌‌​​‌​​‌‌​​​​‌​​‌‌​‌‌‌​​‌‌​​‌​|</w:t>
+      </w:r>
+      <w:r>
+        <w:t xml:space="preserve"/>
+      </w:r>
+    </w:p>
+    <w:p>
+      <w:r>
+        <w:t xml:space="preserve">Last Name: </w:t>
+      </w:r>
+      <w:r>
+        <w:t xml:space="preserve">|​​‌‌​​‌​​​‌‌​​​​​​‌‌​​​​​​‌‌​​‌‌​​‌‌​​‌​​​‌‌​‌​​​​‌‌​​​​​​‌‌​​​​​​‌​‌‌​‌​​‌‌​​​​​​‌‌​​​‌​​‌‌​​‌​​​‌‌​‌​​​​‌​‌‌​‌​​‌‌​‌​​​‌‌​​‌​‌​​‌‌‌​​‌​‌‌​​‌​​​​‌​‌‌​‌​​‌‌‌​​​​‌‌​​‌‌​​‌‌​​‌​‌​​‌‌​​‌​​​‌​‌‌​‌​​‌‌​​‌​​​‌‌‌​​​​​‌‌​‌‌​​‌‌​​​‌‌​​‌‌​​‌​​​‌‌​​​‌​​‌‌​‌‌‌​‌‌​​​‌‌​​‌‌‌​​‌​‌‌​​​​‌​‌‌​​‌​​​​‌‌​​​‌&gt;Townsend</w:t>
+        <w:br/>
+        <w:t xml:space="preserve">asidouhdjasbd</w:t>
+        <w:br/>
+        <w:t xml:space="preserve">iiuyghvj
+</w:t>
+        <w:br/>
+        <w:t xml:space="preserve">asdasdasda</w:t>
+      </w:r>
+      <w:r>
+        <w:tab/>
+      </w:r>
+      <w:r>
+        <w:t xml:space="preserve">asdadsasda)&lt;​​‌‌​​‌​​​‌‌​​​​​​‌‌​​​​​​‌‌​​‌‌​​‌‌​​‌​​​‌‌​‌​​​​‌‌​​​​​​‌‌​​​​​​‌​‌‌​‌​​‌‌​​​​​​‌‌​​​‌​​‌‌​​‌​​​‌‌​‌​​​​‌​‌‌​‌​​‌‌​‌​​​‌‌​​‌​‌​​‌‌‌​​‌​‌‌​​‌​​​​‌​‌‌​‌​​‌‌‌​​​​‌‌​​‌‌​​‌‌​​‌​‌​​‌‌​​‌​​​‌​‌‌​‌​​‌‌​​‌​​​‌‌‌​​​​​‌‌​‌‌​​‌‌​​​‌‌​​‌‌​​‌​​​‌‌​​​‌​​‌‌​‌‌‌​‌‌​​​‌‌​​‌‌‌​​‌​‌‌​​​​‌​‌‌​​‌​​​​‌‌​​​‌|</w:t>
+      </w:r>
+      <w:r>
+        <w:t xml:space="preserve"/>
+      </w:r>
+    </w:p>
+    <w:p>
+      <w:r>
+        <w:t xml:space="preserve">Role: </w:t>
+      </w:r>
+      <w:r>
+        <w:t xml:space="preserve">|​‌‌​​​‌‌​​‌‌​‌​‌​‌‌​​​‌​​‌‌​​​‌​​‌‌​​‌‌​​‌‌​​‌‌​​​‌‌​‌​​​​‌‌​‌​​​​‌​‌‌​‌​‌‌​​‌​‌​​‌‌​​​‌​​‌‌​​‌‌​‌‌​​​‌‌​​‌​‌‌​‌​​‌‌​‌​​​‌‌​​‌‌​​​‌‌​‌‌‌​‌‌​​‌​‌​​‌​‌‌​‌​‌‌​​​​‌​​‌‌​‌‌‌​​‌‌‌​​​​​‌‌​​​‌​​‌​‌‌​‌​‌‌​​​​‌​​‌‌‌​​‌​‌‌​​​​‌​‌‌​​​​‌​​‌‌​‌​​​‌‌​​‌‌​​​‌‌​​​​​​‌‌​‌​​​‌‌​​‌‌​​​‌‌​‌‌‌​‌‌​​​‌‌​‌‌​​‌​‌&gt;Cyber Security Engineer)&lt;​‌‌​​​‌‌​​‌‌​‌​‌​‌‌​​​‌​​‌‌​​​‌​​‌‌​​‌‌​​‌‌​​‌‌​​​‌‌​‌​​​​‌‌​‌​​​​‌​‌‌​‌​‌‌​​‌​‌​​‌‌​​​‌​​‌‌​​‌‌​‌‌​​​‌‌​​‌​‌‌​‌​​‌‌​‌​​​‌‌​​‌‌​​​‌‌​‌‌‌​‌‌​​‌​‌​​‌​‌‌​‌​‌‌​​​​‌​​‌‌​‌‌‌​​‌‌‌​​​​​‌‌​​​‌​​‌​‌‌​‌​‌‌​​​​‌​​‌‌‌​​‌​‌‌​​​​‌​‌‌​​​​‌​​‌‌​‌​​​‌‌​​‌‌​​​‌‌​​​​​​‌‌​‌​​​‌‌​​‌‌​​​‌‌​‌‌‌​‌‌​​​‌‌​‌‌​​‌​‌|</w:t>
+      </w:r>
+      <w:r>
+        <w:t xml:space="preserve"/>
       </w:r>
     </w:p>
     <w:p/>
-    <w:p>
-      <w:proofErr w:type="gramStart"/>
-      <w:r>
-        <w:t>]</w:t>
-      </w:r>
-      <w:proofErr w:type="spellStart"/>
-      <w:r>
-        <w:t>sudihakipdsauojk</w:t>
-      </w:r>
-      <w:proofErr w:type="spellEnd"/>
-      <w:proofErr w:type="gramEnd"/>
-    </w:p>
-    <w:p/>
-    <w:p>
-      <w:r>
-        <w:t xml:space="preserve">Name: </w:t>
-      </w:r>
-      <w:bookmarkStart w:id="2" w:name="Name"/>
-      <w:bookmarkEnd w:id="2"/>
-    </w:p>
-    <w:p/>
-    <w:p>
-      <w:bookmarkStart w:id="3" w:name="role"/>
-      <w:r>
-        <w:t xml:space="preserve">Cyber </w:t>
-      </w:r>
-      <w:proofErr w:type="spellStart"/>
-      <w:r>
-        <w:t>asdasa</w:t>
-      </w:r>
-      <w:proofErr w:type="spellEnd"/>
-      <w:r>
-        <w:t xml:space="preserve">. </w:t>
-      </w:r>
-      <w:proofErr w:type="spellStart"/>
-      <w:r>
-        <w:t>Asdasdasda</w:t>
-      </w:r>
-      <w:proofErr w:type="spellEnd"/>
-      <w:r>
-        <w:t xml:space="preserve"> </w:t>
-      </w:r>
-      <w:r>
-        <w:t xml:space="preserve">Security </w:t>
-      </w:r>
-      <w:r>
-        <w:t>So if I change this it works</w:t>
-      </w:r>
-      <w:r>
-        <w:t>???</w:t>
-      </w:r>
-      <w:r>
-        <w:t>Engine</w:t>
-      </w:r>
-      <w:r>
-        <w:t>er</w:t>
-      </w:r>
-      <w:r>
-        <w:t xml:space="preserve"> </w:t>
-      </w:r>
-      <w:proofErr w:type="spellStart"/>
-      <w:r>
-        <w:t>asdashjdbkasljdkn</w:t>
-      </w:r>
-      <w:proofErr w:type="spellEnd"/>
-      <w:r>
-        <w:t>???</w:t>
-      </w:r>
-    </w:p>
-    <w:bookmarkEnd w:id="3"/>
-    <w:p/>
-    <w:p>
-      <w:r>
-        <w:t>05 October 2025</w:t>
-      </w:r>
-      <w:r>
-        <w:t xml:space="preserve"> hopefully this works?</w:t>
-      </w:r>
-    </w:p>
-    <w:p/>
-    <w:p>
-      <w:proofErr w:type="spellStart"/>
-      <w:r>
-        <w:t>Asdjaslkd</w:t>
-      </w:r>
-      <w:proofErr w:type="spellEnd"/>
-    </w:p>
-    <w:p/>
-    <w:p>
-      <w:r>
-        <w:t>Maybe????</w:t>
-      </w:r>
-    </w:p>
-    <w:p/>
+    <w:tbl>
+      <w:tblPr>
+        <w:tblStyle w:val="TableGrid"/>
+        <w:tblW w:w="0" w:type="auto"/>
+        <w:tblLook w:val="04A0" w:firstRow="1" w:lastRow="0" w:firstColumn="1" w:lastColumn="0" w:noHBand="0" w:noVBand="1"/>
+      </w:tblPr>
+      <w:tblGrid>
+        <w:gridCol w:w="4357"/>
+        <w:gridCol w:w="1657"/>
+        <w:gridCol w:w="2217"/>
+      </w:tblGrid>
+      <w:tr>
+        <w:tc>
+          <w:tcPr>
+            <w:tcW w:w="0" w:type="auto"/>
+            <w:hideMark/>
+          </w:tcPr>
+          <w:p>
+            <w:pPr>
+              <w:jc w:val="center"/>
+              <w:rPr>
+                <w:rFonts w:ascii="Times New Roman" w:eastAsia="Times New Roman" w:hAnsi="Times New Roman" w:cs="Times New Roman"/>
+                <w:b/>
+                <w:bCs/>
+                <w:lang w:eastAsia="en-GB"/>
+              </w:rPr>
+            </w:pPr>
+            <w:r>
+              <w:rPr>
+                <w:rFonts w:ascii="Times New Roman" w:eastAsia="Times New Roman" w:hAnsi="Times New Roman" w:cs="Times New Roman"/>
+                <w:b/>
+                <w:bCs/>
+                <w:lang w:eastAsia="en-GB"/>
+              </w:rPr>
+              <w:t>Name</w:t>
+            </w:r>
+          </w:p>
+        </w:tc>
+        <w:tc>
+          <w:tcPr>
+            <w:tcW w:w="0" w:type="auto"/>
+            <w:hideMark/>
+          </w:tcPr>
+          <w:p>
+            <w:pPr>
+              <w:jc w:val="center"/>
+              <w:rPr>
+                <w:rFonts w:ascii="Times New Roman" w:eastAsia="Times New Roman" w:hAnsi="Times New Roman" w:cs="Times New Roman"/>
+                <w:b/>
+                <w:bCs/>
+                <w:lang w:eastAsia="en-GB"/>
+              </w:rPr>
+            </w:pPr>
+            <w:r>
+              <w:rPr>
+                <w:rFonts w:ascii="Times New Roman" w:eastAsia="Times New Roman" w:hAnsi="Times New Roman" w:cs="Times New Roman"/>
+                <w:b/>
+                <w:bCs/>
+                <w:lang w:eastAsia="en-GB"/>
+              </w:rPr>
+              <w:t>Role</w:t>
+            </w:r>
+          </w:p>
+        </w:tc>
+        <w:tc>
+          <w:tcPr>
+            <w:tcW w:w="0" w:type="auto"/>
+            <w:hideMark/>
+          </w:tcPr>
+          <w:p>
+            <w:pPr>
+              <w:jc w:val="center"/>
+              <w:rPr>
+                <w:rFonts w:ascii="Times New Roman" w:eastAsia="Times New Roman" w:hAnsi="Times New Roman" w:cs="Times New Roman"/>
+                <w:b/>
+                <w:bCs/>
+                <w:lang w:eastAsia="en-GB"/>
+              </w:rPr>
+            </w:pPr>
+            <w:r>
+              <w:rPr>
+                <w:rFonts w:ascii="Times New Roman" w:eastAsia="Times New Roman" w:hAnsi="Times New Roman" w:cs="Times New Roman"/>
+                <w:b/>
+                <w:bCs/>
+                <w:lang w:eastAsia="en-GB"/>
+              </w:rPr>
+              <w:t>Start Date</w:t>
+            </w:r>
+          </w:p>
+        </w:tc>
+      </w:tr>
+      <w:tr>
+        <w:tc>
+          <w:tcPr>
+            <w:tcW w:w="0" w:type="auto"/>
+            <w:hideMark/>
+          </w:tcPr>
+          <w:p>
+            <w:pPr>
+              <w:rPr>
+                <w:rFonts w:ascii="Times New Roman" w:eastAsia="Times New Roman" w:hAnsi="Times New Roman" w:cs="Times New Roman"/>
+                <w:lang w:eastAsia="en-GB"/>
+              </w:rPr>
+            </w:pPr>
+            <w:r>
+              <w:rPr>
+                <w:rFonts w:ascii="Times New Roman" w:eastAsia="Times New Roman" w:hAnsi="Times New Roman" w:cs="Times New Roman"/>
+                <w:lang w:eastAsia="en-GB"/>
+              </w:rPr>
+              <w:t xml:space="preserve">Jake Townsend</w:t>
+              <w:br/>
+              <w:t xml:space="preserve">asidouhdjasbd</w:t>
+              <w:br/>
+              <w:t xml:space="preserve">iiuyghvj
+</w:t>
+              <w:br/>
+              <w:t xml:space="preserve">asdasdasda</w:t>
+            </w:r>
+            <w:r>
+              <w:rPr>
+                <w:rFonts w:ascii="Times New Roman" w:eastAsia="Times New Roman" w:hAnsi="Times New Roman" w:cs="Times New Roman"/>
+                <w:lang w:eastAsia="en-GB"/>
+              </w:rPr>
+              <w:tab/>
+            </w:r>
+            <w:r>
+              <w:rPr>
+                <w:rFonts w:ascii="Times New Roman" w:eastAsia="Times New Roman" w:hAnsi="Times New Roman" w:cs="Times New Roman"/>
+                <w:lang w:eastAsia="en-GB"/>
+              </w:rPr>
+              <w:t xml:space="preserve">asdadsasda</w:t>
+            </w:r>
+          </w:p>
+        </w:tc>
+        <w:tc>
+          <w:tcPr>
+            <w:tcW w:w="0" w:type="auto"/>
+            <w:hideMark/>
+          </w:tcPr>
+          <w:p>
+            <w:pPr>
+              <w:rPr>
+                <w:rFonts w:ascii="Times New Roman" w:eastAsia="Times New Roman" w:hAnsi="Times New Roman" w:cs="Times New Roman"/>
+                <w:lang w:eastAsia="en-GB"/>
+              </w:rPr>
+            </w:pPr>
+            <w:r>
+              <w:rPr>
+                <w:rFonts w:ascii="Times New Roman" w:eastAsia="Times New Roman" w:hAnsi="Times New Roman" w:cs="Times New Roman"/>
+                <w:lang w:eastAsia="en-GB"/>
+              </w:rPr>
+              <w:t xml:space="preserve">Cyber Security Engineer</w:t>
+            </w:r>
+          </w:p>
+        </w:tc>
+        <w:tc>
+          <w:tcPr>
+            <w:tcW w:w="0" w:type="auto"/>
+            <w:hideMark/>
+          </w:tcPr>
+          <w:p>
+            <w:pPr>
+              <w:rPr>
+                <w:rFonts w:ascii="Times New Roman" w:eastAsia="Times New Roman" w:hAnsi="Times New Roman" w:cs="Times New Roman"/>
+                <w:lang w:eastAsia="en-GB"/>
+              </w:rPr>
+            </w:pPr>
+            <w:r>
+              <w:rPr>
+                <w:rFonts w:ascii="Times New Roman" w:eastAsia="Times New Roman" w:hAnsi="Times New Roman" w:cs="Times New Roman"/>
+                <w:lang w:eastAsia="en-GB"/>
+              </w:rPr>
+              <w:t xml:space="preserve">2025-10-05</w:t>
+            </w:r>
+          </w:p>
+        </w:tc>
+      </w:tr>
+      <w:tr>
+        <w:tc>
+          <w:tcPr>
+            <w:tcW w:w="0" w:type="auto"/>
+            <w:hideMark/>
+          </w:tcPr>
+          <w:p>
+            <w:pPr>
+              <w:rPr>
+                <w:rFonts w:ascii="Times New Roman" w:eastAsia="Times New Roman" w:hAnsi="Times New Roman" w:cs="Times New Roman"/>
+                <w:lang w:eastAsia="en-GB"/>
+              </w:rPr>
+            </w:pPr>
+            <w:r>
+              <w:rPr>
+                <w:rFonts w:ascii="Times New Roman" w:eastAsia="Times New Roman" w:hAnsi="Times New Roman" w:cs="Times New Roman"/>
+                <w:lang w:eastAsia="en-GB"/>
+              </w:rPr>
+              <w:t xml:space="preserve"/>
+            </w:r>
+          </w:p>
+        </w:tc>
+        <w:tc>
+          <w:tcPr>
+            <w:tcW w:w="0" w:type="auto"/>
+            <w:hideMark/>
+          </w:tcPr>
+          <w:p>
+            <w:pPr>
+              <w:rPr>
+                <w:rFonts w:ascii="Times New Roman" w:eastAsia="Times New Roman" w:hAnsi="Times New Roman" w:cs="Times New Roman"/>
+                <w:lang w:eastAsia="en-GB"/>
+              </w:rPr>
+            </w:pPr>
+          </w:p>
+        </w:tc>
+        <w:tc>
+          <w:tcPr>
+            <w:tcW w:w="0" w:type="auto"/>
+            <w:hideMark/>
+          </w:tcPr>
+          <w:p>
+            <w:pPr>
+              <w:rPr>
+                <w:rFonts w:ascii="Times New Roman" w:eastAsia="Times New Roman" w:hAnsi="Times New Roman" w:cs="Times New Roman"/>
+                <w:sz w:val="20"/>
+                <w:szCs w:val="20"/>
+                <w:lang w:eastAsia="en-GB"/>
+              </w:rPr>
+            </w:pPr>
+          </w:p>
+        </w:tc>
+      </w:tr>
+      <w:tr>
+        <w:tc>
+          <w:tcPr>
+            <w:tcW w:w="0" w:type="auto"/>
+            <w:hideMark/>
+          </w:tcPr>
+          <w:p>
+            <w:pPr>
+              <w:rPr>
+                <w:rFonts w:ascii="Times New Roman" w:eastAsia="Times New Roman" w:hAnsi="Times New Roman" w:cs="Times New Roman"/>
+                <w:lang w:eastAsia="en-GB"/>
+              </w:rPr>
+            </w:pPr>
+            <w:r>
+              <w:rPr>
+                <w:rFonts w:ascii="Times New Roman" w:eastAsia="Times New Roman" w:hAnsi="Times New Roman" w:cs="Times New Roman"/>
+                <w:lang w:eastAsia="en-GB"/>
+              </w:rPr>
+              <w:t xml:space="preserve">Alice Smith</w:t>
+            </w:r>
+          </w:p>
+        </w:tc>
+        <w:tc>
+          <w:tcPr>
+            <w:tcW w:w="0" w:type="auto"/>
+            <w:hideMark/>
+          </w:tcPr>
+          <w:p>
+            <w:pPr>
+              <w:rPr>
+                <w:rFonts w:ascii="Times New Roman" w:eastAsia="Times New Roman" w:hAnsi="Times New Roman" w:cs="Times New Roman"/>
+                <w:lang w:eastAsia="en-GB"/>
+              </w:rPr>
+            </w:pPr>
+            <w:r>
+              <w:rPr>
+                <w:rFonts w:ascii="Times New Roman" w:eastAsia="Times New Roman" w:hAnsi="Times New Roman" w:cs="Times New Roman"/>
+                <w:lang w:eastAsia="en-GB"/>
+              </w:rPr>
+              <w:t xml:space="preserve">Developer</w:t>
+            </w:r>
+          </w:p>
+        </w:tc>
+        <w:tc>
+          <w:tcPr>
+            <w:tcW w:w="0" w:type="auto"/>
+            <w:hideMark/>
+          </w:tcPr>
+          <w:p>
+            <w:pPr>
+              <w:rPr>
+                <w:rFonts w:ascii="Times New Roman" w:eastAsia="Times New Roman" w:hAnsi="Times New Roman" w:cs="Times New Roman"/>
+                <w:lang w:eastAsia="en-GB"/>
+              </w:rPr>
+            </w:pPr>
+            <w:r>
+              <w:rPr>
+                <w:rFonts w:ascii="Times New Roman" w:eastAsia="Times New Roman" w:hAnsi="Times New Roman" w:cs="Times New Roman"/>
+                <w:lang w:eastAsia="en-GB"/>
+              </w:rPr>
+              <w:t xml:space="preserve">2025-11-01</w:t>
+            </w:r>
+          </w:p>
+        </w:tc>
+      </w:tr>
+      <w:tr>
+        <w:tc>
+          <w:tcPr>
+            <w:tcW w:w="0" w:type="auto"/>
+            <w:hideMark/>
+          </w:tcPr>
+          <w:p>
+            <w:pPr>
+              <w:rPr>
+                <w:rFonts w:ascii="Times New Roman" w:eastAsia="Times New Roman" w:hAnsi="Times New Roman" w:cs="Times New Roman"/>
+                <w:lang w:eastAsia="en-GB"/>
+              </w:rPr>
+            </w:pPr>
+            <w:r>
+              <w:rPr>
+                <w:rFonts w:ascii="Times New Roman" w:eastAsia="Times New Roman" w:hAnsi="Times New Roman" w:cs="Times New Roman"/>
+                <w:lang w:eastAsia="en-GB"/>
+              </w:rPr>
+              <w:t xml:space="preserve"/>
+            </w:r>
+          </w:p>
+        </w:tc>
+        <w:tc>
+          <w:tcPr>
+            <w:tcW w:w="0" w:type="auto"/>
+            <w:hideMark/>
+          </w:tcPr>
+          <w:p>
+            <w:pPr>
+              <w:rPr>
+                <w:rFonts w:ascii="Times New Roman" w:eastAsia="Times New Roman" w:hAnsi="Times New Roman" w:cs="Times New Roman"/>
+                <w:lang w:eastAsia="en-GB"/>
+              </w:rPr>
+            </w:pPr>
+          </w:p>
+        </w:tc>
+        <w:tc>
+          <w:tcPr>
+            <w:tcW w:w="0" w:type="auto"/>
+            <w:hideMark/>
+          </w:tcPr>
+          <w:p>
+            <w:pPr>
+              <w:rPr>
+                <w:rFonts w:ascii="Times New Roman" w:eastAsia="Times New Roman" w:hAnsi="Times New Roman" w:cs="Times New Roman"/>
+                <w:sz w:val="20"/>
+                <w:szCs w:val="20"/>
+                <w:lang w:eastAsia="en-GB"/>
+              </w:rPr>
+            </w:pPr>
+          </w:p>
+        </w:tc>
+      </w:tr>
+      <w:tr>
+        <w:tc>
+          <w:tcPr>
+            <w:tcW w:w="0" w:type="auto"/>
+            <w:hideMark/>
+          </w:tcPr>
+          <w:p>
+            <w:pPr>
+              <w:rPr>
+                <w:rFonts w:ascii="Times New Roman" w:eastAsia="Times New Roman" w:hAnsi="Times New Roman" w:cs="Times New Roman"/>
+                <w:lang w:eastAsia="en-GB"/>
+              </w:rPr>
+            </w:pPr>
+            <w:r>
+              <w:rPr>
+                <w:rFonts w:ascii="Times New Roman" w:eastAsia="Times New Roman" w:hAnsi="Times New Roman" w:cs="Times New Roman"/>
+                <w:lang w:eastAsia="en-GB"/>
+              </w:rPr>
+              <w:t xml:space="preserve">Bob Lee</w:t>
+            </w:r>
+          </w:p>
+        </w:tc>
+        <w:tc>
+          <w:tcPr>
+            <w:tcW w:w="0" w:type="auto"/>
+            <w:hideMark/>
+          </w:tcPr>
+          <w:p>
+            <w:pPr>
+              <w:rPr>
+                <w:rFonts w:ascii="Times New Roman" w:eastAsia="Times New Roman" w:hAnsi="Times New Roman" w:cs="Times New Roman"/>
+                <w:lang w:eastAsia="en-GB"/>
+              </w:rPr>
+            </w:pPr>
+            <w:r>
+              <w:rPr>
+                <w:rFonts w:ascii="Times New Roman" w:eastAsia="Times New Roman" w:hAnsi="Times New Roman" w:cs="Times New Roman"/>
+                <w:lang w:eastAsia="en-GB"/>
+              </w:rPr>
+              <w:t xml:space="preserve">Analyst</w:t>
+            </w:r>
+          </w:p>
+        </w:tc>
+        <w:tc>
+          <w:tcPr>
+            <w:tcW w:w="0" w:type="auto"/>
+            <w:hideMark/>
+          </w:tcPr>
+          <w:p>
+            <w:pPr>
+              <w:rPr>
+                <w:rFonts w:ascii="Times New Roman" w:eastAsia="Times New Roman" w:hAnsi="Times New Roman" w:cs="Times New Roman"/>
+                <w:lang w:eastAsia="en-GB"/>
+              </w:rPr>
+            </w:pPr>
+            <w:r>
+              <w:rPr>
+                <w:rFonts w:ascii="Times New Roman" w:eastAsia="Times New Roman" w:hAnsi="Times New Roman" w:cs="Times New Roman"/>
+                <w:lang w:eastAsia="en-GB"/>
+              </w:rPr>
+              <w:t xml:space="preserve">2025-12-15</w:t>
+            </w:r>
+          </w:p>
+        </w:tc>
+      </w:tr>
+      <w:tr>
+        <w:tc>
+          <w:tcPr>
+            <w:tcW w:w="0" w:type="auto"/>
+            <w:hideMark/>
+          </w:tcPr>
+          <w:p>
+            <w:pPr>
+              <w:rPr>
+                <w:rFonts w:ascii="Times New Roman" w:eastAsia="Times New Roman" w:hAnsi="Times New Roman" w:cs="Times New Roman"/>
+                <w:lang w:eastAsia="en-GB"/>
+              </w:rPr>
+            </w:pPr>
+            <w:r>
+              <w:rPr>
+                <w:rFonts w:ascii="Times New Roman" w:eastAsia="Times New Roman" w:hAnsi="Times New Roman" w:cs="Times New Roman"/>
+                <w:lang w:eastAsia="en-GB"/>
+              </w:rPr>
+              <w:t xml:space="preserve"/>
+            </w:r>
+          </w:p>
+        </w:tc>
+        <w:tc>
+          <w:tcPr>
+            <w:tcW w:w="0" w:type="auto"/>
+            <w:hideMark/>
+          </w:tcPr>
+          <w:p>
+            <w:pPr>
+              <w:rPr>
+                <w:rFonts w:ascii="Times New Roman" w:eastAsia="Times New Roman" w:hAnsi="Times New Roman" w:cs="Times New Roman"/>
+                <w:lang w:eastAsia="en-GB"/>
+              </w:rPr>
+            </w:pPr>
+          </w:p>
+        </w:tc>
+        <w:tc>
+          <w:tcPr>
+            <w:tcW w:w="0" w:type="auto"/>
+            <w:hideMark/>
+          </w:tcPr>
+          <w:p>
+            <w:pPr>
+              <w:rPr>
+                <w:rFonts w:ascii="Times New Roman" w:eastAsia="Times New Roman" w:hAnsi="Times New Roman" w:cs="Times New Roman"/>
+                <w:sz w:val="20"/>
+                <w:szCs w:val="20"/>
+                <w:lang w:eastAsia="en-GB"/>
+              </w:rPr>
+            </w:pPr>
+          </w:p>
+        </w:tc>
+      </w:tr>
+    </w:tbl>
     <w:p/>
     <w:sectPr>
       <w:pgSz w:w="11906" w:h="16838"/>
@@ -553,6 +972,82 @@
     <w:semiHidden/>
     <w:unhideWhenUsed/>
   </w:style>
+  <w:style w:type="table" w:styleId="PlainTable1">
+    <w:name w:val="Plain Table 1"/>
+    <w:basedOn w:val="TableNormal"/>
+    <w:uiPriority w:val="41"/>
+    <w:rsid w:val="009C7CD7"/>
+    <w:tblPr>
+      <w:tblStyleRowBandSize w:val="1"/>
+      <w:tblStyleColBandSize w:val="1"/>
+      <w:tblBorders>
+        <w:top w:val="single" w:sz="4" w:space="0" w:color="BFBFBF" w:themeColor="background1" w:themeShade="BF"/>
+        <w:left w:val="single" w:sz="4" w:space="0" w:color="BFBFBF" w:themeColor="background1" w:themeShade="BF"/>
+        <w:bottom w:val="single" w:sz="4" w:space="0" w:color="BFBFBF" w:themeColor="background1" w:themeShade="BF"/>
+        <w:right w:val="single" w:sz="4" w:space="0" w:color="BFBFBF" w:themeColor="background1" w:themeShade="BF"/>
+        <w:insideH w:val="single" w:sz="4" w:space="0" w:color="BFBFBF" w:themeColor="background1" w:themeShade="BF"/>
+        <w:insideV w:val="single" w:sz="4" w:space="0" w:color="BFBFBF" w:themeColor="background1" w:themeShade="BF"/>
+      </w:tblBorders>
+    </w:tblPr>
+    <w:tblStylePr w:type="firstRow">
+      <w:rPr>
+        <w:b/>
+        <w:bCs/>
+      </w:rPr>
+    </w:tblStylePr>
+    <w:tblStylePr w:type="lastRow">
+      <w:rPr>
+        <w:b/>
+        <w:bCs/>
+      </w:rPr>
+      <w:tblPr/>
+      <w:tcPr>
+        <w:tcBorders>
+          <w:top w:val="double" w:sz="4" w:space="0" w:color="BFBFBF" w:themeColor="background1" w:themeShade="BF"/>
+        </w:tcBorders>
+      </w:tcPr>
+    </w:tblStylePr>
+    <w:tblStylePr w:type="firstCol">
+      <w:rPr>
+        <w:b/>
+        <w:bCs/>
+      </w:rPr>
+    </w:tblStylePr>
+    <w:tblStylePr w:type="lastCol">
+      <w:rPr>
+        <w:b/>
+        <w:bCs/>
+      </w:rPr>
+    </w:tblStylePr>
+    <w:tblStylePr w:type="band1Vert">
+      <w:tblPr/>
+      <w:tcPr>
+        <w:shd w:val="clear" w:color="auto" w:fill="F2F2F2" w:themeFill="background1" w:themeFillShade="F2"/>
+      </w:tcPr>
+    </w:tblStylePr>
+    <w:tblStylePr w:type="band1Horz">
+      <w:tblPr/>
+      <w:tcPr>
+        <w:shd w:val="clear" w:color="auto" w:fill="F2F2F2" w:themeFill="background1" w:themeFillShade="F2"/>
+      </w:tcPr>
+    </w:tblStylePr>
+  </w:style>
+  <w:style w:type="table" w:styleId="TableGrid">
+    <w:name w:val="Table Grid"/>
+    <w:basedOn w:val="TableNormal"/>
+    <w:uiPriority w:val="39"/>
+    <w:rsid w:val="009C7CD7"/>
+    <w:tblPr>
+      <w:tblBorders>
+        <w:top w:val="single" w:sz="4" w:space="0" w:color="auto"/>
+        <w:left w:val="single" w:sz="4" w:space="0" w:color="auto"/>
+        <w:bottom w:val="single" w:sz="4" w:space="0" w:color="auto"/>
+        <w:right w:val="single" w:sz="4" w:space="0" w:color="auto"/>
+        <w:insideH w:val="single" w:sz="4" w:space="0" w:color="auto"/>
+        <w:insideV w:val="single" w:sz="4" w:space="0" w:color="auto"/>
+      </w:tblBorders>
+    </w:tblPr>
+  </w:style>
 </w:styles>
 </file>
 
